--- a/分册/进阶篇/23_印刷.docx
+++ b/分册/进阶篇/23_印刷.docx
@@ -299,7 +299,7 @@
           <w:b w:val="0"/>
           <w:sz w:val="22"/>
         </w:rPr>
-        <w:t>• 金属活字：需铸造工艺（与分册 04 冶炼联动），成本高，适合长期大批量。</w:t>
+        <w:t>• 金属活字：需铸造工艺（与分册 16 冶炼联动），成本高，适合长期大批量。</w:t>
       </w:r>
     </w:p>
     <w:tbl>
@@ -389,7 +389,7 @@
           <w:b w:val="0"/>
           <w:sz w:val="22"/>
         </w:rPr>
-        <w:t>• 与分册 25（织物印花）在原理上同源：都是**分版、对位、逐次施加**。</w:t>
+        <w:t>• 与分册 14（织物印花）在原理上同源：都是**分版、对位、逐次施加**。</w:t>
       </w:r>
     </w:p>
     <w:p>
@@ -746,7 +746,7 @@
           <w:b w:val="0"/>
           <w:sz w:val="22"/>
         </w:rPr>
-        <w:t>• 纸：与分册 22 联动。印刷用纸比书写用纸要求更高——厚薄必须均匀。</w:t>
+        <w:t>• 纸：与分册 12 联动。印刷用纸比书写用纸要求更高——厚薄必须均匀。</w:t>
       </w:r>
     </w:p>
     <w:p>
@@ -1294,7 +1294,7 @@
           <w:b w:val="0"/>
           <w:sz w:val="22"/>
         </w:rPr>
-        <w:t>• 历书与农书：【史实】古代历书需求稳定且量大，是最容易变现的印刷品。注意：私印历书在不少朝代属违禁，先查清法度（见分册 21 的法度一项）。</w:t>
+        <w:t>• 历书与农书：【史实】古代历书需求稳定且量大，是最容易变现的印刷品。注意：私印历书在不少朝代属违禁，先查清法度（见分册 01 的法度一项）。</w:t>
       </w:r>
     </w:p>
     <w:p>
@@ -1380,7 +1380,7 @@
                 <w:color w:val="AA2828"/>
                 <w:sz w:val="21"/>
               </w:rPr>
-              <w:t>风险提醒：印刷是**放大影响力**的工具，也因此最容易招来注意。印什么、印多少、给谁看，要先看法度与当地权力结构（分册 21 第五章）。</w:t>
+              <w:t>风险提醒：印刷是**放大影响力**的工具，也因此最容易招来注意。印什么、印多少、给谁看，要先看法度与当地权力结构（分册 01 第五章）。</w:t>
             </w:r>
           </w:p>
         </w:tc>
@@ -1859,7 +1859,7 @@
           <w:b w:val="0"/>
           <w:sz w:val="22"/>
         </w:rPr>
-        <w:t>• 分册 22（造纸）：纸是印刷的地基，两册应同步推进。</w:t>
+        <w:t>• 分册 12（造纸）：纸是印刷的地基，两册应同步推进。</w:t>
       </w:r>
     </w:p>
     <w:p>
@@ -1873,7 +1873,7 @@
           <w:b w:val="0"/>
           <w:sz w:val="22"/>
         </w:rPr>
-        <w:t>• 分册 04（冶炼）：金属活字与刻刀质量都依赖冶金。</w:t>
+        <w:t>• 分册 16（冶炼）：金属活字与刻刀质量都依赖冶金。</w:t>
       </w:r>
     </w:p>
     <w:p>
@@ -1887,7 +1887,7 @@
           <w:b w:val="0"/>
           <w:sz w:val="22"/>
         </w:rPr>
-        <w:t>• 分册 12 / 25（染色、印花）：套色印刷与织物印花共用分版对位技术。</w:t>
+        <w:t>• 分册 13 / 25（染色、印花）：套色印刷与织物印花共用分版对位技术。</w:t>
       </w:r>
     </w:p>
     <w:p>
@@ -1901,7 +1901,7 @@
           <w:b w:val="0"/>
           <w:sz w:val="22"/>
         </w:rPr>
-        <w:t>• 分册 17（农业）：历书与农书是印刷品里需求最稳的两类。</w:t>
+        <w:t>• 分册 07（农业）：历书与农书是印刷品里需求最稳的两类。</w:t>
       </w:r>
     </w:p>
     <w:p>
@@ -1915,7 +1915,7 @@
           <w:b w:val="0"/>
           <w:sz w:val="22"/>
         </w:rPr>
-        <w:t>• 分册 21（落地评估）：印刷前必须查清言论与出版方面的法度风险。</w:t>
+        <w:t>• 分册 01（落地评估）：印刷前必须查清言论与出版方面的法度风险。</w:t>
       </w:r>
     </w:p>
     <w:p>
